--- a/atelier/atelier_075.docx
+++ b/atelier/atelier_075.docx
@@ -288,7 +288,7 @@
           </w:tcPr>
           <w:p>
             <w:r>
-              <w:t xml:space="preserve">La squad (Dev + Ops), écran partagé, .gitlab-ci.yml et pipelines récents ouverts</w:t>
+              <w:t xml:space="preserve">La squad (Dev + Ops), écran partagé,.gitlab-ci.yml et pipelines récents ouverts</w:t>
             </w:r>
           </w:p>
         </w:tc>
@@ -441,7 +441,7 @@
           </w:tcPr>
           <w:p>
             <w:r>
-              <w:t xml:space="preserve">Capsule #75 lue (graphe, needs, chemin critique), cache en place (#74)</w:t>
+              <w:t xml:space="preserve">Capsule #75 lue (graphe, needs, chemin critique), cache en place</w:t>
             </w:r>
           </w:p>
         </w:tc>
@@ -460,7 +460,7 @@
         <w:spacing w:after="120"/>
       </w:pPr>
       <w:r>
-        <w:t xml:space="preserve">Après le cache (#74), le pipeline reste plus long qu’il ne devrait : non parce qu’il fait trop de choses, mais parce qu’il les fait en file indienne. Des jobs qui n’ont aucune raison de s’attendre patientent quand même, à cause du fonctionnement par défaut des stages — un stage entier doit finir avant que le suivant démarre, même pour des jobs sans lien. La capsule #75 a posé le mental model : un pipeline est un graphe de dépendances, pas une liste. Cet atelier l’applique sur le pipeline réel de la squad : on cartographie les dépendances réelles, on identifie ce qui peut tourner en même temps, on réécrit avec needs pour que chaque job démarre dès que SES dépendances sont prêtes, et on mesure le gain contre la baseline du #74. On ne supprime aucun travail — on supprime l’attente.</w:t>
+        <w:t xml:space="preserve">Après le cache, le pipeline reste plus long qu’il ne devrait : non parce qu’il fait trop de choses, mais parce qu’il les fait en file indienne. Des jobs qui n’ont aucune raison de s’attendre patientent quand même, à cause du fonctionnement par défaut des stages — un stage entier doit finir avant que le suivant démarre, même pour des jobs sans lien. La capsule #75 a posé le mental model : un pipeline est un graphe de dépendances, pas une liste. Cet atelier l’applique sur le pipeline réel de la squad : on cartographie les dépendances réelles, on identifie ce qui peut tourner en même temps, on réécrit avec needs pour que chaque job démarre dès que SES dépendances sont prêtes, et on mesure le gain contre la baseline du le cache des dépendances : le gain le plus rapide. On ne supprime aucun travail — on supprime l’attente.</w:t>
       </w:r>
     </w:p>
     <w:p>
@@ -594,7 +594,7 @@
         <w:spacing w:after="80"/>
       </w:pPr>
       <w:r>
-        <w:t xml:space="preserve">Mesurer contre la baseline et trouver le nouveau chemin critique : relancer, comparer au #74, puis repérer la plus longue chaîne restante. C’est elle qui dictera les optimisations suivantes — on n’optimisera plus que le chemin critique, le reste étant déjà gratuit.</w:t>
+        <w:t xml:space="preserve">Mesurer contre la baseline et trouver le nouveau chemin critique : relancer, comparer au le cache des dépendances : le gain le plus rapide, puis repérer la plus longue chaîne restante. C’est elle qui dictera les optimisations suivantes — on n’optimisera plus que le chemin critique, le reste étant déjà gratuit.</w:t>
       </w:r>
     </w:p>
     <w:p>
@@ -665,47 +665,47 @@
                 <w:sz w:val="18"/>
                 <w:szCs w:val="18"/>
               </w:rPr>
-              <w:t xml:space="preserve">compile:   { stage: build }</w:t>
-            </w:r>
-          </w:p>
-          <w:p>
-            <w:r>
-              <w:rPr>
-                <w:rFonts w:ascii="Consolas" w:cs="Consolas" w:eastAsia="Consolas" w:hAnsi="Consolas"/>
-                <w:sz w:val="18"/>
-                <w:szCs w:val="18"/>
-              </w:rPr>
-              <w:t xml:space="preserve">tests:     { stage: test }      # attend TOUT le stage build</w:t>
-            </w:r>
-          </w:p>
-          <w:p>
-            <w:r>
-              <w:rPr>
-                <w:rFonts w:ascii="Consolas" w:cs="Consolas" w:eastAsia="Consolas" w:hAnsi="Consolas"/>
-                <w:sz w:val="18"/>
-                <w:szCs w:val="18"/>
-              </w:rPr>
-              <w:t xml:space="preserve">lint:      { stage: test }      # attend TOUT le stage build (inutile)</w:t>
-            </w:r>
-          </w:p>
-          <w:p>
-            <w:r>
-              <w:rPr>
-                <w:rFonts w:ascii="Consolas" w:cs="Consolas" w:eastAsia="Consolas" w:hAnsi="Consolas"/>
-                <w:sz w:val="18"/>
-                <w:szCs w:val="18"/>
-              </w:rPr>
-              <w:t xml:space="preserve">scan-secu: { stage: test }      # attend TOUT le stage build (inutile)</w:t>
-            </w:r>
-          </w:p>
-          <w:p>
-            <w:r>
-              <w:rPr>
-                <w:rFonts w:ascii="Consolas" w:cs="Consolas" w:eastAsia="Consolas" w:hAnsi="Consolas"/>
-                <w:sz w:val="18"/>
-                <w:szCs w:val="18"/>
-              </w:rPr>
-              <w:t xml:space="preserve">deploy:    { stage: deploy }    # attend TOUT le stage test</w:t>
+              <w:t xml:space="preserve">compile: { stage: build }</w:t>
+            </w:r>
+          </w:p>
+          <w:p>
+            <w:r>
+              <w:rPr>
+                <w:rFonts w:ascii="Consolas" w:cs="Consolas" w:eastAsia="Consolas" w:hAnsi="Consolas"/>
+                <w:sz w:val="18"/>
+                <w:szCs w:val="18"/>
+              </w:rPr>
+              <w:t xml:space="preserve">tests: { stage: test } # attend TOUT le stage build</w:t>
+            </w:r>
+          </w:p>
+          <w:p>
+            <w:r>
+              <w:rPr>
+                <w:rFonts w:ascii="Consolas" w:cs="Consolas" w:eastAsia="Consolas" w:hAnsi="Consolas"/>
+                <w:sz w:val="18"/>
+                <w:szCs w:val="18"/>
+              </w:rPr>
+              <w:t xml:space="preserve">lint: { stage: test } # attend TOUT le stage build (inutile)</w:t>
+            </w:r>
+          </w:p>
+          <w:p>
+            <w:r>
+              <w:rPr>
+                <w:rFonts w:ascii="Consolas" w:cs="Consolas" w:eastAsia="Consolas" w:hAnsi="Consolas"/>
+                <w:sz w:val="18"/>
+                <w:szCs w:val="18"/>
+              </w:rPr>
+              <w:t xml:space="preserve">scan-secu: { stage: test } # attend TOUT le stage build (inutile)</w:t>
+            </w:r>
+          </w:p>
+          <w:p>
+            <w:r>
+              <w:rPr>
+                <w:rFonts w:ascii="Consolas" w:cs="Consolas" w:eastAsia="Consolas" w:hAnsi="Consolas"/>
+                <w:sz w:val="18"/>
+                <w:szCs w:val="18"/>
+              </w:rPr>
+              <w:t xml:space="preserve">deploy: { stage: deploy } # attend TOUT le stage test</w:t>
             </w:r>
           </w:p>
           <w:p>
@@ -735,37 +735,37 @@
                 <w:sz w:val="18"/>
                 <w:szCs w:val="18"/>
               </w:rPr>
-              <w:t xml:space="preserve">compile:   { stage: build }</w:t>
-            </w:r>
-          </w:p>
-          <w:p>
-            <w:r>
-              <w:rPr>
-                <w:rFonts w:ascii="Consolas" w:cs="Consolas" w:eastAsia="Consolas" w:hAnsi="Consolas"/>
-                <w:sz w:val="18"/>
-                <w:szCs w:val="18"/>
-              </w:rPr>
-              <w:t xml:space="preserve">tests:     { stage: test, needs: [compile] }</w:t>
-            </w:r>
-          </w:p>
-          <w:p>
-            <w:r>
-              <w:rPr>
-                <w:rFonts w:ascii="Consolas" w:cs="Consolas" w:eastAsia="Consolas" w:hAnsi="Consolas"/>
-                <w:sz w:val="18"/>
-                <w:szCs w:val="18"/>
-              </w:rPr>
-              <w:t xml:space="preserve">lint:      { stage: test, needs: [] }       # démarre tout de suite</w:t>
-            </w:r>
-          </w:p>
-          <w:p>
-            <w:r>
-              <w:rPr>
-                <w:rFonts w:ascii="Consolas" w:cs="Consolas" w:eastAsia="Consolas" w:hAnsi="Consolas"/>
-                <w:sz w:val="18"/>
-                <w:szCs w:val="18"/>
-              </w:rPr>
-              <w:t xml:space="preserve">scan-secu: { stage: test, needs: [] }       # démarre tout de suite</w:t>
+              <w:t xml:space="preserve">compile: { stage: build }</w:t>
+            </w:r>
+          </w:p>
+          <w:p>
+            <w:r>
+              <w:rPr>
+                <w:rFonts w:ascii="Consolas" w:cs="Consolas" w:eastAsia="Consolas" w:hAnsi="Consolas"/>
+                <w:sz w:val="18"/>
+                <w:szCs w:val="18"/>
+              </w:rPr>
+              <w:t xml:space="preserve">tests: { stage: test, needs: [compile] }</w:t>
+            </w:r>
+          </w:p>
+          <w:p>
+            <w:r>
+              <w:rPr>
+                <w:rFonts w:ascii="Consolas" w:cs="Consolas" w:eastAsia="Consolas" w:hAnsi="Consolas"/>
+                <w:sz w:val="18"/>
+                <w:szCs w:val="18"/>
+              </w:rPr>
+              <w:t xml:space="preserve">lint: { stage: test, needs: [] } # démarre tout de suite</w:t>
+            </w:r>
+          </w:p>
+          <w:p>
+            <w:r>
+              <w:rPr>
+                <w:rFonts w:ascii="Consolas" w:cs="Consolas" w:eastAsia="Consolas" w:hAnsi="Consolas"/>
+                <w:sz w:val="18"/>
+                <w:szCs w:val="18"/>
+              </w:rPr>
+              <w:t xml:space="preserve">scan-secu: { stage: test, needs: [] } # démarre tout de suite</w:t>
             </w:r>
           </w:p>
           <w:p>
@@ -785,27 +785,27 @@
                 <w:sz w:val="18"/>
                 <w:szCs w:val="18"/>
               </w:rPr>
-              <w:t xml:space="preserve">  stage: deploy</w:t>
-            </w:r>
-          </w:p>
-          <w:p>
-            <w:r>
-              <w:rPr>
-                <w:rFonts w:ascii="Consolas" w:cs="Consolas" w:eastAsia="Consolas" w:hAnsi="Consolas"/>
-                <w:sz w:val="18"/>
-                <w:szCs w:val="18"/>
-              </w:rPr>
-              <w:t xml:space="preserve">  needs: [tests, compile]   # attend SEULEMENT ce dont il a besoin</w:t>
-            </w:r>
-          </w:p>
-          <w:p>
-            <w:r>
-              <w:rPr>
-                <w:rFonts w:ascii="Consolas" w:cs="Consolas" w:eastAsia="Consolas" w:hAnsi="Consolas"/>
-                <w:sz w:val="18"/>
-                <w:szCs w:val="18"/>
-              </w:rPr>
-              <w:t xml:space="preserve">  # + artefacts récupérés via needs si tests/compile en produisent</w:t>
+              <w:t xml:space="preserve"> stage: deploy</w:t>
+            </w:r>
+          </w:p>
+          <w:p>
+            <w:r>
+              <w:rPr>
+                <w:rFonts w:ascii="Consolas" w:cs="Consolas" w:eastAsia="Consolas" w:hAnsi="Consolas"/>
+                <w:sz w:val="18"/>
+                <w:szCs w:val="18"/>
+              </w:rPr>
+              <w:t xml:space="preserve"> needs: [tests, compile] # attend SEULEMENT ce dont il a besoin</w:t>
+            </w:r>
+          </w:p>
+          <w:p>
+            <w:r>
+              <w:rPr>
+                <w:rFonts w:ascii="Consolas" w:cs="Consolas" w:eastAsia="Consolas" w:hAnsi="Consolas"/>
+                <w:sz w:val="18"/>
+                <w:szCs w:val="18"/>
+              </w:rPr>
+              <w:t xml:space="preserve"> # + artefacts récupérés via needs si tests/compile en produisent</w:t>
             </w:r>
           </w:p>
           <w:p>
@@ -854,7 +854,7 @@
         <w:spacing w:after="120"/>
       </w:pPr>
       <w:r>
-        <w:t xml:space="preserve">À la sortie, le pipeline de la squad est réécrit en graphe : chaque job démarre dès que SES dépendances réelles sont prêtes, plus quand un stage entier a fini. Les jobs indépendants (lint, scan, certains tests) tournent désormais en parallèle au lieu d’attendre. Le gain a été mesuré contre la baseline du #74, et la squad a identifié son nouveau chemin critique — la chaîne qui dicte désormais la durée et qui guidera les optimisations suivantes. Aucun contrôle n’a été retiré : on a supprimé l’attente, pas le travail. La métrique Durée pipeline a encore baissé.</w:t>
+        <w:t xml:space="preserve">À la sortie, le pipeline de la squad est réécrit en graphe : chaque job démarre dès que SES dépendances réelles sont prêtes, plus quand un stage entier a fini. Les jobs indépendants (lint, scan, certains tests) tournent désormais en parallèle au lieu d’attendre. Le gain a été mesuré contre la baseline du le cache des dépendances : le gain le plus rapide, et la squad a identifié son nouveau chemin critique — la chaîne qui dicte désormais la durée et qui guidera les optimisations suivantes. Aucun contrôle n’a été retiré : on a supprimé l’attente, pas le travail. La métrique Durée pipeline a encore baissé.</w:t>
       </w:r>
     </w:p>
     <w:p>
@@ -874,7 +874,7 @@
           <w:b w:val="false"/>
           <w:bCs w:val="false"/>
         </w:rPr>
-        <w:t xml:space="preserve">Template recommandé : Graphe de dépendances de notre pipeline (l’essentiel se construit sur le .gitlab-ci.yml réel).</w:t>
+        <w:t xml:space="preserve">Template recommandé : Graphe de dépendances de notre pipeline (l’essentiel se construit sur le.gitlab-ci.yml réel).</w:t>
       </w:r>
     </w:p>
     <w:p>
@@ -926,7 +926,7 @@
         <w:spacing w:after="80"/>
       </w:pPr>
       <w:r>
-        <w:t xml:space="preserve">Zone « Avant / après + chemin critique » — durée avant (#74) vs après, et la nouvelle plus longue chaîne identifiée.</w:t>
+        <w:t xml:space="preserve">Zone « Avant / après + chemin critique » — durée avant vs après, et la nouvelle plus longue chaîne identifiée.</w:t>
       </w:r>
     </w:p>
     <w:p>
@@ -1034,7 +1034,7 @@
         <w:t xml:space="preserve">(5 min) Mesurer et trouver le chemin critique</w:t>
       </w:r>
       <w:r>
-        <w:t xml:space="preserve"> — comparer la durée à la baseline du #74 et identifier la nouvelle plus longue chaîne.</w:t>
+        <w:t xml:space="preserve"> — comparer la durée à la baseline du le cache des dépendances : le gain le plus rapide et identifier la nouvelle plus longue chaîne.</w:t>
       </w:r>
     </w:p>
     <w:p>
@@ -1101,7 +1101,7 @@
         <w:spacing w:after="80"/>
       </w:pPr>
       <w:r>
-        <w:t xml:space="preserve">La durée avant / après mesurée contre la baseline du #74, gain chiffré.</w:t>
+        <w:t xml:space="preserve">La durée avant / après mesurée contre la baseline du le cache des dépendances : le gain le plus rapide, gain chiffré.</w:t>
       </w:r>
     </w:p>
     <w:p>
@@ -1146,7 +1146,7 @@
         <w:spacing w:after="120"/>
       </w:pPr>
       <w:r>
-        <w:t xml:space="preserve">Cache (#74) et parallélisation (#75) sont les deux leviers majeurs ; ils suffisent souvent à passer sous les 15 minutes. La suite traite ce qui reste sur le chemin critique : l’optimisation des images Docker (multi-stage, images slim) pour alléger les jobs qui le composent, puis, au palier Formalisé, l’ancrage de seuils de durée dans le pipeline pour empêcher la dérive et le suivi de la durée dans le temps. Le chemin critique identifié aujourd’hui est la boussole de ces prochains gains.</w:t>
+        <w:t xml:space="preserve">Cache et parallélisation sont les deux leviers majeurs ; ils suffisent souvent à passer sous les 15 minutes. La suite traite ce qui reste sur le chemin critique : l’optimisation des images Docker (multi-stage, images slim) pour alléger les jobs qui le composent, puis, au palier Formalisé, l’ancrage de seuils de durée dans le pipeline pour empêcher la dérive et le suivi de la durée dans le temps. Le chemin critique identifié aujourd’hui est la boussole de ces prochains gains.</w:t>
       </w:r>
     </w:p>
     <w:p>
@@ -1162,7 +1162,7 @@
         <w:spacing w:after="120"/>
       </w:pPr>
       <w:r>
-        <w:t xml:space="preserve">Le pipeline de la squad est réécrit en graphe : les jobs indépendants tournent en parallèle, chaque job démarre dès que ses dépendances réelles sont prêtes, et la durée — mesurée contre la baseline du #74 — a de nouveau baissé. La squad a identifié son chemin critique et sait que c’est désormais lui, et lui seul, qu’il faudra optimiser ensuite. Aucun contrôle n’a été sacrifié : on a supprimé l’attente, pas le travail, et le geste a été fait avec la rigueur du test de dépendance pour rester fiable. La question D05 franchit son palier de systématisation : le pipeline n’est plus une file indienne mais un graphe qui avance au plus vite que ses dépendances permettent.</w:t>
+        <w:t xml:space="preserve">Le pipeline de la squad est réécrit en graphe : les jobs indépendants tournent en parallèle, chaque job démarre dès que ses dépendances réelles sont prêtes, et la durée — mesurée contre la baseline du le cache des dépendances : le gain le plus rapide — a de nouveau baissé. La squad a identifié son chemin critique et sait que c’est désormais lui, et lui seul, qu’il faudra optimiser ensuite. Aucun contrôle n’a été sacrifié : on a supprimé l’attente, pas le travail, et le geste a été fait avec la rigueur du test de dépendance pour rester fiable. La question D05 franchit son palier de systématisation : le pipeline n’est plus une file indienne mais un graphe qui avance au plus vite que ses dépendances permettent.</w:t>
       </w:r>
     </w:p>
     <w:sectPr>
